--- a/historia_geografia_7/05_produccion_anual/bloque_4/planes/PLANES_BLOQUE_IV_A4.docx
+++ b/historia_geografia_7/05_produccion_anual/bloque_4/planes/PLANES_BLOQUE_IV_A4.docx
@@ -7486,7 +7486,7 @@
         <w:pStyle w:val="ListBullet"/>
       </w:pPr>
       <w:r>
-        <w:t>Los valores de lluvia (unos 400 y unos 1.800 mm al año) son aproximados y redondeados; cotejar con la Dirección de Meteorología e Hidrología.</w:t>
+        <w:t>Los valores de lluvia (unos 600 y unos 1.800 mm al año) son promedios aproximados de las normales 1971-2000: Grassi (2020), Estado del Clima Paraguay 2019, MADES-STP, p. 20 impresa (PDF 22), fig. 7. Un año seco puede quedar muy por debajo: no es la normal.</w:t>
       </w:r>
     </w:p>
     <w:p>
@@ -16295,7 +16295,7 @@
         <w:pStyle w:val="ListBullet"/>
       </w:pPr>
       <w:r>
-        <w:t>La integradora evalúa las capacidades H5, H6, G1, G2, G3 y G4 con contenidos enseñados en las Unidades 4 a 6; la matriz del solucionario muestra el peso de cada una.</w:t>
+        <w:t>La integradora evalúa las capacidades H5, H6, G1, G2, G3 y G4 con contenidos enseñados en las Unidades 4 a 6; la matriz muestra cobertura y puntajes por ítem, pero los puntos compartidos no equivalen a un peso exclusivo por capacidad.</w:t>
       </w:r>
     </w:p>
     <w:p>
